--- a/软件实践安排(202509).docx
+++ b/软件实践安排(202509).docx
@@ -1,6 +1,6 @@
 
 <file path=word/document.xml><?xml version="1.0" encoding="utf-8"?>
-<w:document xmlns:wpc="http://schemas.microsoft.com/office/word/2010/wordprocessingCanvas" xmlns:cx="http://schemas.microsoft.com/office/drawing/2014/chartex" xmlns:cx1="http://schemas.microsoft.com/office/drawing/2015/9/8/chartex" xmlns:cx2="http://schemas.microsoft.com/office/drawing/2015/10/21/chartex" xmlns:cx3="http://schemas.microsoft.com/office/drawing/2016/5/9/chartex" xmlns:cx4="http://schemas.microsoft.com/office/drawing/2016/5/10/chartex" xmlns:cx5="http://schemas.microsoft.com/office/drawing/2016/5/11/chartex" xmlns:cx6="http://schemas.microsoft.com/office/drawing/2016/5/12/chartex" xmlns:cx7="http://schemas.microsoft.com/office/drawing/2016/5/13/chartex" xmlns:cx8="http://schemas.microsoft.com/office/drawing/2016/5/14/chartex" xmlns:mc="http://schemas.openxmlformats.org/markup-compatibility/2006" xmlns:aink="http://schemas.microsoft.com/office/drawing/2016/ink" xmlns:am3d="http://schemas.microsoft.com/office/drawing/2017/model3d" xmlns:o="urn:schemas-microsoft-com:office:office" xmlns:r="http://schemas.openxmlformats.org/officeDocument/2006/relationships" xmlns:m="http://schemas.openxmlformats.org/officeDocument/2006/math" xmlns:v="urn:schemas-microsoft-com:vml" xmlns:wp14="http://schemas.microsoft.com/office/word/2010/wordprocessingDrawing" xmlns:wp="http://schemas.openxmlformats.org/drawingml/2006/wordprocessingDrawing" xmlns:w10="urn:schemas-microsoft-com:office:word" xmlns:w="http://schemas.openxmlformats.org/wordprocessingml/2006/main" xmlns:w14="http://schemas.microsoft.com/office/word/2010/wordml" xmlns:w15="http://schemas.microsoft.com/office/word/2012/wordml" xmlns:w16cid="http://schemas.microsoft.com/office/word/2016/wordml/cid" xmlns:w16se="http://schemas.microsoft.com/office/word/2015/wordml/symex" xmlns:wpg="http://schemas.microsoft.com/office/word/2010/wordprocessingGroup" xmlns:wpi="http://schemas.microsoft.com/office/word/2010/wordprocessingInk" xmlns:wne="http://schemas.microsoft.com/office/word/2006/wordml" xmlns:wps="http://schemas.microsoft.com/office/word/2010/wordprocessingShape" mc:Ignorable="w14 w15 w16se w16cid wp14">
+<w:document xmlns:wpc="http://schemas.microsoft.com/office/word/2010/wordprocessingCanvas" xmlns:cx="http://schemas.microsoft.com/office/drawing/2014/chartex" xmlns:cx1="http://schemas.microsoft.com/office/drawing/2015/9/8/chartex" xmlns:cx2="http://schemas.microsoft.com/office/drawing/2015/10/21/chartex" xmlns:cx3="http://schemas.microsoft.com/office/drawing/2016/5/9/chartex" xmlns:cx4="http://schemas.microsoft.com/office/drawing/2016/5/10/chartex" xmlns:cx5="http://schemas.microsoft.com/office/drawing/2016/5/11/chartex" xmlns:cx6="http://schemas.microsoft.com/office/drawing/2016/5/12/chartex" xmlns:cx7="http://schemas.microsoft.com/office/drawing/2016/5/13/chartex" xmlns:cx8="http://schemas.microsoft.com/office/drawing/2016/5/14/chartex" xmlns:mc="http://schemas.openxmlformats.org/markup-compatibility/2006" xmlns:aink="http://schemas.microsoft.com/office/drawing/2016/ink" xmlns:am3d="http://schemas.microsoft.com/office/drawing/2017/model3d" xmlns:o="urn:schemas-microsoft-com:office:office" xmlns:r="http://schemas.openxmlformats.org/officeDocument/2006/relationships" xmlns:m="http://schemas.openxmlformats.org/officeDocument/2006/math" xmlns:v="urn:schemas-microsoft-com:vml" xmlns:wp14="http://schemas.microsoft.com/office/word/2010/wordprocessingDrawing" xmlns:wp="http://schemas.openxmlformats.org/drawingml/2006/wordprocessingDrawing" xmlns:w10="urn:schemas-microsoft-com:office:word" xmlns:w="http://schemas.openxmlformats.org/wordprocessingml/2006/main" xmlns:w14="http://schemas.microsoft.com/office/word/2010/wordml" xmlns:w15="http://schemas.microsoft.com/office/word/2012/wordml" xmlns:w16cex="http://schemas.microsoft.com/office/word/2018/wordml/cex" xmlns:w16cid="http://schemas.microsoft.com/office/word/2016/wordml/cid" xmlns:w16="http://schemas.microsoft.com/office/word/2018/wordml" xmlns:w16sdtdh="http://schemas.microsoft.com/office/word/2020/wordml/sdtdatahash" xmlns:w16se="http://schemas.microsoft.com/office/word/2015/wordml/symex" xmlns:wpg="http://schemas.microsoft.com/office/word/2010/wordprocessingGroup" xmlns:wpi="http://schemas.microsoft.com/office/word/2010/wordprocessingInk" xmlns:wne="http://schemas.microsoft.com/office/word/2006/wordml" xmlns:wps="http://schemas.microsoft.com/office/word/2010/wordprocessingShape" mc:Ignorable="w14 w15 w16se w16cid w16 w16cex w16sdtdh wp14">
   <w:body>
     <w:p>
       <w:pPr>
@@ -1051,7 +1051,7 @@
                 <w:rFonts w:ascii="宋体" w:hAnsi="宋体"/>
                 <w:lang w:eastAsia="zh-CN"/>
               </w:rPr>
-              <w:pict>
+              <w:pict w14:anchorId="5D8CB954">
                 <v:group id="_x0000_s1044" style="width:280.55pt;height:59.6pt;mso-position-horizontal-relative:char;mso-position-vertical-relative:line" coordsize="5611,1192">
                   <v:rect id="Rectangle 21" o:spid="_x0000_s1045" style="position:absolute;width:5611;height:1192" o:preferrelative="t" filled="f" stroked="f"/>
                   <v:roundrect id="AutoShape 22" o:spid="_x0000_s1046" style="position:absolute;top:66;width:5611;height:1126" arcsize="10923f" o:preferrelative="t" fillcolor="#4f81bd" strokecolor="#98b4e4" strokeweight="2pt">
@@ -1489,8 +1489,6 @@
               </w:rPr>
               <w:t>/</w:t>
             </w:r>
-            <w:bookmarkStart w:id="2" w:name="_GoBack"/>
-            <w:bookmarkEnd w:id="2"/>
             <w:r>
               <w:rPr>
                 <w:rFonts w:ascii="宋体" w:eastAsia="宋体" w:hAnsi="宋体" w:hint="eastAsia"/>
@@ -1669,7 +1667,7 @@
                 <w:lang w:eastAsia="zh-CN"/>
               </w:rPr>
             </w:pPr>
-            <w:bookmarkStart w:id="3" w:name="_Toc17355"/>
+            <w:bookmarkStart w:id="2" w:name="_Toc17355"/>
             <w:r>
               <w:rPr>
                 <w:rFonts w:ascii="宋体" w:hAnsi="宋体" w:hint="eastAsia"/>
@@ -1677,7 +1675,7 @@
               </w:rPr>
               <w:t>考核说明</w:t>
             </w:r>
-            <w:bookmarkEnd w:id="3"/>
+            <w:bookmarkEnd w:id="2"/>
           </w:p>
         </w:tc>
         <w:tc>
@@ -1863,7 +1861,7 @@
                 <w:rFonts w:ascii="宋体" w:hAnsi="宋体"/>
               </w:rPr>
             </w:pPr>
-            <w:bookmarkStart w:id="4" w:name="_Toc1262"/>
+            <w:bookmarkStart w:id="3" w:name="_Toc1262"/>
             <w:r>
               <w:rPr>
                 <w:rFonts w:ascii="宋体" w:hAnsi="宋体" w:hint="eastAsia"/>
@@ -1871,7 +1869,7 @@
               </w:rPr>
               <w:t>组织形式</w:t>
             </w:r>
-            <w:bookmarkEnd w:id="4"/>
+            <w:bookmarkEnd w:id="3"/>
           </w:p>
         </w:tc>
         <w:tc>
@@ -2088,7 +2086,7 @@
                 <w:lang w:eastAsia="zh-CN"/>
               </w:rPr>
             </w:pPr>
-            <w:bookmarkStart w:id="5" w:name="_Toc24958"/>
+            <w:bookmarkStart w:id="4" w:name="_Toc24958"/>
             <w:r>
               <w:rPr>
                 <w:rFonts w:ascii="宋体" w:hAnsi="宋体" w:hint="eastAsia"/>
@@ -2096,7 +2094,7 @@
               </w:rPr>
               <w:t>文档模板</w:t>
             </w:r>
-            <w:bookmarkEnd w:id="5"/>
+            <w:bookmarkEnd w:id="4"/>
           </w:p>
           <w:p>
             <w:pPr>
@@ -2110,7 +2108,7 @@
                 <w:lang w:eastAsia="zh-CN"/>
               </w:rPr>
             </w:pPr>
-            <w:bookmarkStart w:id="6" w:name="_Toc3409"/>
+            <w:bookmarkStart w:id="5" w:name="_Toc3409"/>
             <w:r>
               <w:rPr>
                 <w:rFonts w:hint="eastAsia"/>
@@ -2118,7 +2116,7 @@
               </w:rPr>
               <w:t>提交材料</w:t>
             </w:r>
-            <w:bookmarkEnd w:id="6"/>
+            <w:bookmarkEnd w:id="5"/>
           </w:p>
         </w:tc>
         <w:tc>
@@ -2146,16 +2144,34 @@
               </w:rPr>
               <w:t>见</w:t>
             </w:r>
-            <w:hyperlink w:anchor="_附件：各种文档模板" w:history="1">
-              <w:r>
-                <w:rPr>
-                  <w:rStyle w:val="af"/>
-                  <w:rFonts w:ascii="宋体" w:eastAsia="宋体" w:hAnsi="宋体" w:hint="eastAsia"/>
-                  <w:lang w:eastAsia="zh-CN"/>
-                </w:rPr>
-                <w:t>附录</w:t>
-              </w:r>
-            </w:hyperlink>
+            <w:r>
+              <w:fldChar w:fldCharType="begin"/>
+            </w:r>
+            <w:r>
+              <w:rPr>
+                <w:lang w:eastAsia="zh-CN"/>
+              </w:rPr>
+              <w:instrText xml:space="preserve"> HYPERLINK \l "_附件：各种文档模板" </w:instrText>
+            </w:r>
+            <w:r>
+              <w:fldChar w:fldCharType="separate"/>
+            </w:r>
+            <w:r>
+              <w:rPr>
+                <w:rStyle w:val="af"/>
+                <w:rFonts w:ascii="宋体" w:eastAsia="宋体" w:hAnsi="宋体" w:hint="eastAsia"/>
+                <w:lang w:eastAsia="zh-CN"/>
+              </w:rPr>
+              <w:t>附录</w:t>
+            </w:r>
+            <w:r>
+              <w:rPr>
+                <w:rStyle w:val="af"/>
+                <w:rFonts w:ascii="宋体" w:eastAsia="宋体" w:hAnsi="宋体"/>
+                <w:lang w:eastAsia="zh-CN"/>
+              </w:rPr>
+              <w:fldChar w:fldCharType="end"/>
+            </w:r>
             <w:r>
               <w:rPr>
                 <w:rStyle w:val="af"/>
@@ -2205,16 +2221,34 @@
               </w:rPr>
               <w:t>清单见</w:t>
             </w:r>
-            <w:hyperlink w:anchor="_项目资料提交清单【需要教师现场验收或邮件回复认可后方能给成绩】" w:history="1">
-              <w:r>
-                <w:rPr>
-                  <w:rStyle w:val="ae"/>
-                  <w:rFonts w:ascii="宋体" w:eastAsia="宋体" w:hAnsi="宋体" w:hint="eastAsia"/>
-                  <w:lang w:eastAsia="zh-CN"/>
-                </w:rPr>
-                <w:t>附录：项目提交资料清单</w:t>
-              </w:r>
-            </w:hyperlink>
+            <w:r>
+              <w:fldChar w:fldCharType="begin"/>
+            </w:r>
+            <w:r>
+              <w:rPr>
+                <w:lang w:eastAsia="zh-CN"/>
+              </w:rPr>
+              <w:instrText xml:space="preserve"> HYPERLINK \l "_项目资料提交清单【需要教师现场验收或邮件回复认可后方能给成绩】" </w:instrText>
+            </w:r>
+            <w:r>
+              <w:fldChar w:fldCharType="separate"/>
+            </w:r>
+            <w:r>
+              <w:rPr>
+                <w:rStyle w:val="ae"/>
+                <w:rFonts w:ascii="宋体" w:eastAsia="宋体" w:hAnsi="宋体" w:hint="eastAsia"/>
+                <w:lang w:eastAsia="zh-CN"/>
+              </w:rPr>
+              <w:t>附录：项目提交资料清单</w:t>
+            </w:r>
+            <w:r>
+              <w:rPr>
+                <w:rStyle w:val="ae"/>
+                <w:rFonts w:ascii="宋体" w:eastAsia="宋体" w:hAnsi="宋体"/>
+                <w:lang w:eastAsia="zh-CN"/>
+              </w:rPr>
+              <w:fldChar w:fldCharType="end"/>
+            </w:r>
             <w:r>
               <w:rPr>
                 <w:rFonts w:ascii="宋体" w:eastAsia="宋体" w:hAnsi="宋体" w:hint="eastAsia"/>
@@ -2273,7 +2307,7 @@
                 <w:rFonts w:ascii="宋体" w:hAnsi="宋体"/>
                 <w:lang w:eastAsia="zh-CN"/>
               </w:rPr>
-              <w:pict>
+              <w:pict w14:anchorId="1C1562B0">
                 <v:group id="_x0000_s1047" style="width:254.45pt;height:59.45pt;mso-position-horizontal-relative:char;mso-position-vertical-relative:line" coordsize="5089,1189">
                   <v:rect id="Rectangle 24" o:spid="_x0000_s1048" style="position:absolute;width:5089;height:1189" o:preferrelative="t" filled="f" stroked="f"/>
                   <v:roundrect id="AutoShape 25" o:spid="_x0000_s1049" style="position:absolute;width:5089;height:1126" arcsize="10923f" o:preferrelative="t" fillcolor="#4f81bd" strokecolor="white" strokeweight="2pt">
@@ -2398,7 +2432,7 @@
                 <w:rFonts w:ascii="宋体" w:hAnsi="宋体"/>
               </w:rPr>
             </w:pPr>
-            <w:bookmarkStart w:id="7" w:name="_Toc19822"/>
+            <w:bookmarkStart w:id="6" w:name="_Toc19822"/>
             <w:r>
               <w:rPr>
                 <w:rFonts w:ascii="宋体" w:hAnsi="宋体" w:hint="eastAsia"/>
@@ -2406,7 +2440,7 @@
               </w:rPr>
               <w:t>项目进度计划报告</w:t>
             </w:r>
-            <w:bookmarkEnd w:id="7"/>
+            <w:bookmarkEnd w:id="6"/>
           </w:p>
         </w:tc>
         <w:tc>
@@ -2655,7 +2689,7 @@
                 <w:rFonts w:ascii="宋体" w:hAnsi="宋体"/>
               </w:rPr>
             </w:pPr>
-            <w:bookmarkStart w:id="8" w:name="_Toc19168"/>
+            <w:bookmarkStart w:id="7" w:name="_Toc19168"/>
             <w:r>
               <w:rPr>
                 <w:rFonts w:ascii="宋体" w:hAnsi="宋体" w:hint="eastAsia"/>
@@ -2663,7 +2697,7 @@
               </w:rPr>
               <w:t>软件设计说明书</w:t>
             </w:r>
-            <w:bookmarkEnd w:id="8"/>
+            <w:bookmarkEnd w:id="7"/>
           </w:p>
         </w:tc>
         <w:tc>
@@ -3009,7 +3043,7 @@
                 <w:rFonts w:ascii="宋体" w:hAnsi="宋体"/>
                 <w:lang w:eastAsia="zh-CN"/>
               </w:rPr>
-              <w:pict>
+              <w:pict w14:anchorId="38925533">
                 <v:group id="_x0000_s1050" style="width:254.45pt;height:59.45pt;mso-position-horizontal-relative:char;mso-position-vertical-relative:line" coordsize="5089,1189">
                   <v:rect id="Rectangle 27" o:spid="_x0000_s1051" style="position:absolute;width:5089;height:1189" o:preferrelative="t" filled="f" stroked="f"/>
                   <v:roundrect id="AutoShape 28" o:spid="_x0000_s1052" style="position:absolute;width:5089;height:1126" arcsize="10923f" o:preferrelative="t" fillcolor="#4f81bd" strokecolor="white" strokeweight="2pt">
@@ -3140,7 +3174,7 @@
                 <w:lang w:eastAsia="zh-CN"/>
               </w:rPr>
             </w:pPr>
-            <w:bookmarkStart w:id="9" w:name="_Toc250"/>
+            <w:bookmarkStart w:id="8" w:name="_Toc250"/>
             <w:r>
               <w:rPr>
                 <w:rFonts w:ascii="宋体" w:hAnsi="宋体" w:hint="eastAsia"/>
@@ -3148,7 +3182,7 @@
               </w:rPr>
               <w:t>配置环境</w:t>
             </w:r>
-            <w:bookmarkEnd w:id="9"/>
+            <w:bookmarkEnd w:id="8"/>
           </w:p>
           <w:p>
             <w:pPr>
@@ -3162,7 +3196,7 @@
                 <w:lang w:eastAsia="zh-CN"/>
               </w:rPr>
             </w:pPr>
-            <w:bookmarkStart w:id="10" w:name="_Toc14482"/>
+            <w:bookmarkStart w:id="9" w:name="_Toc14482"/>
             <w:r>
               <w:rPr>
                 <w:rFonts w:hint="eastAsia"/>
@@ -3170,7 +3204,7 @@
               </w:rPr>
               <w:t>遵照设计开发</w:t>
             </w:r>
-            <w:bookmarkEnd w:id="10"/>
+            <w:bookmarkEnd w:id="9"/>
             <w:r>
               <w:rPr>
                 <w:rFonts w:hint="eastAsia"/>
@@ -3562,7 +3596,7 @@
                 <w:rFonts w:ascii="宋体" w:hAnsi="宋体"/>
               </w:rPr>
             </w:pPr>
-            <w:bookmarkStart w:id="11" w:name="_Toc20352"/>
+            <w:bookmarkStart w:id="10" w:name="_Toc20352"/>
             <w:r>
               <w:rPr>
                 <w:rFonts w:ascii="宋体" w:hAnsi="宋体" w:hint="eastAsia"/>
@@ -3570,7 +3604,7 @@
               </w:rPr>
               <w:t>计划进展核准</w:t>
             </w:r>
-            <w:bookmarkEnd w:id="11"/>
+            <w:bookmarkEnd w:id="10"/>
           </w:p>
         </w:tc>
         <w:tc>
@@ -3644,7 +3678,7 @@
                 <w:lang w:eastAsia="zh-CN"/>
               </w:rPr>
             </w:pPr>
-            <w:bookmarkStart w:id="12" w:name="_Toc18689"/>
+            <w:bookmarkStart w:id="11" w:name="_Toc18689"/>
             <w:r>
               <w:rPr>
                 <w:rFonts w:ascii="宋体" w:hAnsi="宋体" w:hint="eastAsia"/>
@@ -3652,7 +3686,7 @@
               </w:rPr>
               <w:t>问题分析讨论</w:t>
             </w:r>
-            <w:bookmarkEnd w:id="12"/>
+            <w:bookmarkEnd w:id="11"/>
           </w:p>
         </w:tc>
         <w:tc>
@@ -3718,7 +3752,7 @@
                 <w:rFonts w:ascii="宋体" w:hAnsi="宋体"/>
                 <w:lang w:eastAsia="zh-CN"/>
               </w:rPr>
-              <w:pict>
+              <w:pict w14:anchorId="58E10219">
                 <v:group id="_x0000_s1053" style="width:254.45pt;height:59.45pt;mso-position-horizontal-relative:char;mso-position-vertical-relative:line" coordsize="5611,1192">
                   <v:rect id="Rectangle 30" o:spid="_x0000_s1054" style="position:absolute;width:5089;height:1189" o:preferrelative="t" filled="f" stroked="f"/>
                   <v:roundrect id="AutoShape 31" o:spid="_x0000_s1055" style="position:absolute;top:66;width:5611;height:1126" arcsize="10923f" o:preferrelative="t" fillcolor="#4f81bd" strokecolor="#98b4e4" strokeweight="2pt">
@@ -3842,7 +3876,7 @@
                 <w:lang w:eastAsia="zh-CN"/>
               </w:rPr>
             </w:pPr>
-            <w:bookmarkStart w:id="13" w:name="_Toc15080"/>
+            <w:bookmarkStart w:id="12" w:name="_Toc15080"/>
             <w:r>
               <w:rPr>
                 <w:rFonts w:ascii="宋体" w:hAnsi="宋体" w:hint="eastAsia"/>
@@ -3850,7 +3884,7 @@
               </w:rPr>
               <w:t>小组已有应用演示及系统说明</w:t>
             </w:r>
-            <w:bookmarkEnd w:id="13"/>
+            <w:bookmarkEnd w:id="12"/>
           </w:p>
         </w:tc>
         <w:tc>
@@ -3912,7 +3946,7 @@
                 <w:rFonts w:ascii="宋体" w:hAnsi="宋体"/>
                 <w:lang w:eastAsia="zh-CN"/>
               </w:rPr>
-              <w:pict>
+              <w:pict w14:anchorId="4DC923F0">
                 <v:group id="_x0000_s1056" style="width:333.35pt;height:59.7pt;mso-position-horizontal-relative:char;mso-position-vertical-relative:line" coordsize="6667,1194">
                   <v:rect id="Rectangle 33" o:spid="_x0000_s1057" style="position:absolute;width:6667;height:1194" o:preferrelative="t" filled="f" stroked="f"/>
                   <v:roundrect id="AutoShape 34" o:spid="_x0000_s1058" style="position:absolute;width:5089;height:1126" arcsize="10923f" o:preferrelative="t" fillcolor="#4f81bd" strokecolor="white" strokeweight="2pt">
@@ -4036,7 +4070,7 @@
                 <w:lang w:eastAsia="zh-CN"/>
               </w:rPr>
             </w:pPr>
-            <w:bookmarkStart w:id="14" w:name="_Toc20613"/>
+            <w:bookmarkStart w:id="13" w:name="_Toc20613"/>
             <w:r>
               <w:rPr>
                 <w:rFonts w:ascii="宋体" w:hAnsi="宋体" w:hint="eastAsia"/>
@@ -4044,7 +4078,7 @@
               </w:rPr>
               <w:t>系统演示</w:t>
             </w:r>
-            <w:bookmarkEnd w:id="14"/>
+            <w:bookmarkEnd w:id="13"/>
           </w:p>
           <w:p>
             <w:pPr>
@@ -4058,7 +4092,7 @@
                 <w:lang w:eastAsia="zh-CN"/>
               </w:rPr>
             </w:pPr>
-            <w:bookmarkStart w:id="15" w:name="_Toc225"/>
+            <w:bookmarkStart w:id="14" w:name="_Toc225"/>
             <w:r>
               <w:rPr>
                 <w:rFonts w:hint="eastAsia"/>
@@ -4066,7 +4100,7 @@
               </w:rPr>
               <w:t>文档资料</w:t>
             </w:r>
-            <w:bookmarkEnd w:id="15"/>
+            <w:bookmarkEnd w:id="14"/>
           </w:p>
         </w:tc>
         <w:tc>
@@ -4208,7 +4242,7 @@
           <w:lang w:eastAsia="zh-CN"/>
         </w:rPr>
       </w:pPr>
-      <w:bookmarkStart w:id="16" w:name="_Toc17936"/>
+      <w:bookmarkStart w:id="15" w:name="_Toc17936"/>
       <w:r>
         <w:rPr>
           <w:rFonts w:hint="eastAsia"/>
@@ -4217,7 +4251,7 @@
         <w:lastRenderedPageBreak/>
         <w:t>系统的开发模式：</w:t>
       </w:r>
-      <w:bookmarkEnd w:id="16"/>
+      <w:bookmarkEnd w:id="15"/>
     </w:p>
     <w:p>
       <w:pPr>
@@ -5172,7 +5206,7 @@
           <w:rFonts w:ascii="宋体" w:hAnsi="宋体"/>
         </w:rPr>
         <w:lastRenderedPageBreak/>
-        <w:pict>
+        <w:pict w14:anchorId="38748E06">
           <v:group id="组合 12" o:spid="_x0000_s1059" style="position:absolute;margin-left:175.95pt;margin-top:36.6pt;width:232.45pt;height:210.95pt;z-index:251660288" coordsize="29523,40638" o:allowoverlap="f">
             <v:rect id="矩形 23" o:spid="_x0000_s1060" style="position:absolute;top:8954;width:29523;height:31684" o:preferrelative="t" fillcolor="#e5b8b7">
               <v:stroke miterlimit="2"/>
@@ -5426,7 +5460,7 @@
           <w:lang w:eastAsia="zh-CN"/>
         </w:rPr>
       </w:pPr>
-      <w:bookmarkStart w:id="17" w:name="_Toc419"/>
+      <w:bookmarkStart w:id="16" w:name="_Toc419"/>
       <w:r>
         <w:rPr>
           <w:rFonts w:hint="eastAsia"/>
@@ -5434,7 +5468,7 @@
         </w:rPr>
         <w:t>团队的构建形式：</w:t>
       </w:r>
-      <w:bookmarkEnd w:id="17"/>
+      <w:bookmarkEnd w:id="16"/>
     </w:p>
     <w:p>
       <w:pPr>
@@ -5631,7 +5665,7 @@
           <w:lang w:eastAsia="zh-CN"/>
         </w:rPr>
       </w:pPr>
-      <w:bookmarkStart w:id="18" w:name="_Toc30811"/>
+      <w:bookmarkStart w:id="17" w:name="_Toc30811"/>
       <w:r>
         <w:rPr>
           <w:rFonts w:hint="eastAsia"/>
@@ -5639,7 +5673,7 @@
         </w:rPr>
         <w:t>学生选修课信息管理系统</w:t>
       </w:r>
-      <w:bookmarkEnd w:id="18"/>
+      <w:bookmarkEnd w:id="17"/>
     </w:p>
     <w:p>
       <w:pPr>
@@ -5845,9 +5879,9 @@
           <w:rStyle w:val="ad"/>
         </w:rPr>
       </w:pPr>
-      <w:bookmarkStart w:id="19" w:name="_E-R图"/>
-      <w:bookmarkStart w:id="20" w:name="_Toc17254"/>
-      <w:bookmarkEnd w:id="19"/>
+      <w:bookmarkStart w:id="18" w:name="_E-R图"/>
+      <w:bookmarkStart w:id="19" w:name="_Toc17254"/>
+      <w:bookmarkEnd w:id="18"/>
       <w:r>
         <w:rPr>
           <w:rStyle w:val="ad"/>
@@ -5871,7 +5905,7 @@
         </w:rPr>
         <w:t>图</w:t>
       </w:r>
-      <w:bookmarkEnd w:id="20"/>
+      <w:bookmarkEnd w:id="19"/>
       <w:proofErr w:type="spellEnd"/>
     </w:p>
     <w:p>
@@ -5882,7 +5916,7 @@
         <w:rPr>
           <w:lang w:eastAsia="zh-CN"/>
         </w:rPr>
-        <w:pict>
+        <w:pict w14:anchorId="6A793BDE">
           <v:shapetype id="_x0000_t75" coordsize="21600,21600" o:spt="75" o:preferrelative="t" path="m@4@5l@4@11@9@11@9@5xe" filled="f" stroked="f">
             <v:stroke joinstyle="miter"/>
             <v:formulas>
@@ -5902,7 +5936,7 @@
             <v:path o:extrusionok="f" gradientshapeok="t" o:connecttype="rect"/>
             <o:lock v:ext="edit" aspectratio="t"/>
           </v:shapetype>
-          <v:shape id="_x0000_i1030" type="#_x0000_t75" style="width:387pt;height:225pt">
+          <v:shape id="_x0000_i1030" type="#_x0000_t75" style="width:387.15pt;height:224.85pt">
             <v:imagedata r:id="rId10" o:title=""/>
           </v:shape>
         </w:pict>
@@ -6480,10 +6514,10 @@
           <w:lang w:eastAsia="zh-CN"/>
         </w:rPr>
       </w:pPr>
-      <w:bookmarkStart w:id="21" w:name="_附件：各种文档模板"/>
-      <w:bookmarkStart w:id="22" w:name="_Toc364588074"/>
-      <w:bookmarkStart w:id="23" w:name="_Toc10715"/>
-      <w:bookmarkEnd w:id="21"/>
+      <w:bookmarkStart w:id="20" w:name="_附件：各种文档模板"/>
+      <w:bookmarkStart w:id="21" w:name="_Toc364588074"/>
+      <w:bookmarkStart w:id="22" w:name="_Toc10715"/>
+      <w:bookmarkEnd w:id="20"/>
       <w:r>
         <w:rPr>
           <w:rFonts w:hint="eastAsia"/>
@@ -6514,8 +6548,8 @@
         </w:rPr>
         <w:t>]</w:t>
       </w:r>
+      <w:bookmarkEnd w:id="21"/>
       <w:bookmarkEnd w:id="22"/>
-      <w:bookmarkEnd w:id="23"/>
     </w:p>
     <w:p>
       <w:pPr>
@@ -6618,8 +6652,8 @@
           <w:lang w:eastAsia="zh-CN"/>
         </w:rPr>
       </w:pPr>
-      <w:bookmarkStart w:id="24" w:name="_小组分工表（由班长或学委汇总后提交；邮件发送至shen.list@se"/>
-      <w:bookmarkEnd w:id="24"/>
+      <w:bookmarkStart w:id="23" w:name="_小组分工表（由班长或学委汇总后提交；邮件发送至shen.list@se"/>
+      <w:bookmarkEnd w:id="23"/>
       <w:r>
         <w:rPr>
           <w:rFonts w:ascii="宋体" w:hAnsi="宋体" w:hint="eastAsia"/>
@@ -7705,8 +7739,8 @@
           <w:lang w:eastAsia="zh-CN"/>
         </w:rPr>
       </w:pPr>
-      <w:bookmarkStart w:id="25" w:name="_短学期课程项目小组进度计划（发送至shen.list@seu.edu."/>
-      <w:bookmarkEnd w:id="25"/>
+      <w:bookmarkStart w:id="24" w:name="_短学期课程项目小组进度计划（发送至shen.list@seu.edu."/>
+      <w:bookmarkEnd w:id="24"/>
       <w:r>
         <w:rPr>
           <w:rFonts w:ascii="宋体" w:hAnsi="宋体" w:hint="eastAsia"/>
@@ -7726,8 +7760,8 @@
           <w:lang w:eastAsia="zh-CN"/>
         </w:rPr>
       </w:pPr>
-      <w:bookmarkStart w:id="26" w:name="_Toc364588075"/>
-      <w:bookmarkStart w:id="27" w:name="_Toc24620"/>
+      <w:bookmarkStart w:id="25" w:name="_Toc364588075"/>
+      <w:bookmarkStart w:id="26" w:name="_Toc24620"/>
       <w:r>
         <w:rPr>
           <w:rFonts w:hint="eastAsia"/>
@@ -7756,8 +7790,8 @@
         </w:rPr>
         <w:t>&gt;</w:t>
       </w:r>
+      <w:bookmarkEnd w:id="25"/>
       <w:bookmarkEnd w:id="26"/>
-      <w:bookmarkEnd w:id="27"/>
     </w:p>
     <w:tbl>
       <w:tblPr>
@@ -11391,8 +11425,8 @@
           <w:lang w:eastAsia="zh-CN"/>
         </w:rPr>
       </w:pPr>
-      <w:bookmarkStart w:id="28" w:name="_组间互评表（邮件发送至shen.list@seu.edu.cn）"/>
-      <w:bookmarkEnd w:id="28"/>
+      <w:bookmarkStart w:id="27" w:name="_组间互评表（邮件发送至shen.list@seu.edu.cn）"/>
+      <w:bookmarkEnd w:id="27"/>
       <w:r>
         <w:rPr>
           <w:rFonts w:ascii="宋体" w:hAnsi="宋体" w:hint="eastAsia"/>
@@ -13079,8 +13113,8 @@
           <w:lang w:eastAsia="zh-CN"/>
         </w:rPr>
       </w:pPr>
-      <w:bookmarkStart w:id="29" w:name="_小组项目报告（A4正反面打印，所有成员签名）"/>
-      <w:bookmarkEnd w:id="29"/>
+      <w:bookmarkStart w:id="28" w:name="_小组项目报告（A4正反面打印，所有成员签名）"/>
+      <w:bookmarkEnd w:id="28"/>
       <w:r>
         <w:rPr>
           <w:rFonts w:ascii="宋体" w:hAnsi="宋体" w:hint="eastAsia"/>
@@ -13187,8 +13221,8 @@
           <w:lang w:eastAsia="zh-CN"/>
         </w:rPr>
       </w:pPr>
-      <w:bookmarkStart w:id="30" w:name="_Toc364588076"/>
-      <w:bookmarkStart w:id="31" w:name="_Toc32473"/>
+      <w:bookmarkStart w:id="29" w:name="_Toc364588076"/>
+      <w:bookmarkStart w:id="30" w:name="_Toc32473"/>
       <w:r>
         <w:rPr>
           <w:rFonts w:hint="eastAsia"/>
@@ -13205,8 +13239,8 @@
         </w:rPr>
         <w:t>项目总结</w:t>
       </w:r>
+      <w:bookmarkEnd w:id="29"/>
       <w:bookmarkEnd w:id="30"/>
-      <w:bookmarkEnd w:id="31"/>
     </w:p>
     <w:p>
       <w:pPr>
@@ -13216,7 +13250,7 @@
         </w:rPr>
       </w:pPr>
       <w:r>
-        <w:pict>
+        <w:pict w14:anchorId="47FA9C9F">
           <v:shape id="Quad Arrow 22" o:spid="_x0000_s1067" type="#_x0000_t202" style="position:absolute;margin-left:0;margin-top:0;width:4in;height:108pt;z-index:251662336;mso-position-horizontal:center;mso-width-relative:page;mso-height-relative:page" o:preferrelative="t">
             <v:stroke miterlimit="2"/>
             <v:textbox style="mso-fit-shape-to-text:t">
@@ -13776,8 +13810,8 @@
           <w:lang w:eastAsia="zh-CN"/>
         </w:rPr>
       </w:pPr>
-      <w:bookmarkStart w:id="32" w:name="_个人小结（A4打印并签名）"/>
-      <w:bookmarkEnd w:id="32"/>
+      <w:bookmarkStart w:id="31" w:name="_个人小结（A4打印并签名）"/>
+      <w:bookmarkEnd w:id="31"/>
       <w:r>
         <w:rPr>
           <w:rFonts w:ascii="宋体" w:hAnsi="宋体" w:hint="eastAsia"/>
@@ -13819,7 +13853,7 @@
         </w:rPr>
       </w:pPr>
       <w:r>
-        <w:pict>
+        <w:pict w14:anchorId="74576BF5">
           <v:shape id="文本框 2" o:spid="_x0000_s1068" type="#_x0000_t202" style="position:absolute;margin-left:9.75pt;margin-top:12.75pt;width:694.5pt;height:510.75pt;z-index:251661312;mso-width-relative:page;mso-height-relative:page" o:preferrelative="t">
             <v:stroke miterlimit="2"/>
             <v:textbox>
@@ -14514,8 +14548,8 @@
           <w:lang w:eastAsia="zh-CN"/>
         </w:rPr>
       </w:pPr>
-      <w:bookmarkStart w:id="33" w:name="_演示答辩流程【每组不超过5分钟】"/>
-      <w:bookmarkEnd w:id="33"/>
+      <w:bookmarkStart w:id="32" w:name="_演示答辩流程【每组不超过5分钟】"/>
+      <w:bookmarkEnd w:id="32"/>
       <w:r>
         <w:rPr>
           <w:rFonts w:ascii="宋体" w:hAnsi="宋体" w:hint="eastAsia"/>
@@ -15029,10 +15063,10 @@
           <w:lang w:eastAsia="zh-CN"/>
         </w:rPr>
       </w:pPr>
-      <w:bookmarkStart w:id="34" w:name="_项目资料提交清单【需要教师现场验收或邮件shen.list@seu.e"/>
-      <w:bookmarkStart w:id="35" w:name="_项目资料提交清单【需要教师现场验收或邮件回复认可后方能给成绩】"/>
+      <w:bookmarkStart w:id="33" w:name="_项目资料提交清单【需要教师现场验收或邮件shen.list@seu.e"/>
+      <w:bookmarkStart w:id="34" w:name="_项目资料提交清单【需要教师现场验收或邮件回复认可后方能给成绩】"/>
+      <w:bookmarkEnd w:id="33"/>
       <w:bookmarkEnd w:id="34"/>
-      <w:bookmarkEnd w:id="35"/>
       <w:r>
         <w:rPr>
           <w:rFonts w:hint="eastAsia"/>
@@ -17377,8 +17411,8 @@
           <w:lang w:eastAsia="zh-CN"/>
         </w:rPr>
       </w:pPr>
-      <w:bookmarkStart w:id="36" w:name="_Toc244668775"/>
-      <w:bookmarkStart w:id="37" w:name="_Toc212890274"/>
+      <w:bookmarkStart w:id="35" w:name="_Toc244668775"/>
+      <w:bookmarkStart w:id="36" w:name="_Toc212890274"/>
     </w:p>
     <w:p>
       <w:pPr>
@@ -17430,8 +17464,8 @@
         </w:rPr>
         <w:t>国家标准软件开发设计文档参考模板</w:t>
       </w:r>
+      <w:bookmarkEnd w:id="35"/>
       <w:bookmarkEnd w:id="36"/>
-      <w:bookmarkEnd w:id="37"/>
     </w:p>
     <w:p>
       <w:pPr>
@@ -17824,7 +17858,7 @@
 </file>
 
 <file path=word/endnotes.xml><?xml version="1.0" encoding="utf-8"?>
-<w:endnotes xmlns:wpc="http://schemas.microsoft.com/office/word/2010/wordprocessingCanvas" xmlns:cx="http://schemas.microsoft.com/office/drawing/2014/chartex" xmlns:cx1="http://schemas.microsoft.com/office/drawing/2015/9/8/chartex" xmlns:cx2="http://schemas.microsoft.com/office/drawing/2015/10/21/chartex" xmlns:cx3="http://schemas.microsoft.com/office/drawing/2016/5/9/chartex" xmlns:cx4="http://schemas.microsoft.com/office/drawing/2016/5/10/chartex" xmlns:cx5="http://schemas.microsoft.com/office/drawing/2016/5/11/chartex" xmlns:cx6="http://schemas.microsoft.com/office/drawing/2016/5/12/chartex" xmlns:cx7="http://schemas.microsoft.com/office/drawing/2016/5/13/chartex" xmlns:cx8="http://schemas.microsoft.com/office/drawing/2016/5/14/chartex" xmlns:mc="http://schemas.openxmlformats.org/markup-compatibility/2006" xmlns:aink="http://schemas.microsoft.com/office/drawing/2016/ink" xmlns:am3d="http://schemas.microsoft.com/office/drawing/2017/model3d" xmlns:o="urn:schemas-microsoft-com:office:office" xmlns:r="http://schemas.openxmlformats.org/officeDocument/2006/relationships" xmlns:m="http://schemas.openxmlformats.org/officeDocument/2006/math" xmlns:v="urn:schemas-microsoft-com:vml" xmlns:wp14="http://schemas.microsoft.com/office/word/2010/wordprocessingDrawing" xmlns:wp="http://schemas.openxmlformats.org/drawingml/2006/wordprocessingDrawing" xmlns:w10="urn:schemas-microsoft-com:office:word" xmlns:w="http://schemas.openxmlformats.org/wordprocessingml/2006/main" xmlns:w14="http://schemas.microsoft.com/office/word/2010/wordml" xmlns:w15="http://schemas.microsoft.com/office/word/2012/wordml" xmlns:w16cid="http://schemas.microsoft.com/office/word/2016/wordml/cid" xmlns:w16se="http://schemas.microsoft.com/office/word/2015/wordml/symex" xmlns:wpg="http://schemas.microsoft.com/office/word/2010/wordprocessingGroup" xmlns:wpi="http://schemas.microsoft.com/office/word/2010/wordprocessingInk" xmlns:wne="http://schemas.microsoft.com/office/word/2006/wordml" xmlns:wps="http://schemas.microsoft.com/office/word/2010/wordprocessingShape" mc:Ignorable="w14 w15 w16se w16cid wp14">
+<w:endnotes xmlns:wpc="http://schemas.microsoft.com/office/word/2010/wordprocessingCanvas" xmlns:cx="http://schemas.microsoft.com/office/drawing/2014/chartex" xmlns:cx1="http://schemas.microsoft.com/office/drawing/2015/9/8/chartex" xmlns:cx2="http://schemas.microsoft.com/office/drawing/2015/10/21/chartex" xmlns:cx3="http://schemas.microsoft.com/office/drawing/2016/5/9/chartex" xmlns:cx4="http://schemas.microsoft.com/office/drawing/2016/5/10/chartex" xmlns:cx5="http://schemas.microsoft.com/office/drawing/2016/5/11/chartex" xmlns:cx6="http://schemas.microsoft.com/office/drawing/2016/5/12/chartex" xmlns:cx7="http://schemas.microsoft.com/office/drawing/2016/5/13/chartex" xmlns:cx8="http://schemas.microsoft.com/office/drawing/2016/5/14/chartex" xmlns:mc="http://schemas.openxmlformats.org/markup-compatibility/2006" xmlns:aink="http://schemas.microsoft.com/office/drawing/2016/ink" xmlns:am3d="http://schemas.microsoft.com/office/drawing/2017/model3d" xmlns:o="urn:schemas-microsoft-com:office:office" xmlns:r="http://schemas.openxmlformats.org/officeDocument/2006/relationships" xmlns:m="http://schemas.openxmlformats.org/officeDocument/2006/math" xmlns:v="urn:schemas-microsoft-com:vml" xmlns:wp14="http://schemas.microsoft.com/office/word/2010/wordprocessingDrawing" xmlns:wp="http://schemas.openxmlformats.org/drawingml/2006/wordprocessingDrawing" xmlns:w10="urn:schemas-microsoft-com:office:word" xmlns:w="http://schemas.openxmlformats.org/wordprocessingml/2006/main" xmlns:w14="http://schemas.microsoft.com/office/word/2010/wordml" xmlns:w15="http://schemas.microsoft.com/office/word/2012/wordml" xmlns:w16cex="http://schemas.microsoft.com/office/word/2018/wordml/cex" xmlns:w16cid="http://schemas.microsoft.com/office/word/2016/wordml/cid" xmlns:w16="http://schemas.microsoft.com/office/word/2018/wordml" xmlns:w16sdtdh="http://schemas.microsoft.com/office/word/2020/wordml/sdtdatahash" xmlns:w16se="http://schemas.microsoft.com/office/word/2015/wordml/symex" xmlns:wpg="http://schemas.microsoft.com/office/word/2010/wordprocessingGroup" xmlns:wpi="http://schemas.microsoft.com/office/word/2010/wordprocessingInk" xmlns:wne="http://schemas.microsoft.com/office/word/2006/wordml" xmlns:wps="http://schemas.microsoft.com/office/word/2010/wordprocessingShape" mc:Ignorable="w14 w15 w16se w16cid w16 w16cex w16sdtdh wp14">
   <w:endnote w:type="separator" w:id="-1">
     <w:p>
       <w:r>
@@ -17843,7 +17877,7 @@
 </file>
 
 <file path=word/footnotes.xml><?xml version="1.0" encoding="utf-8"?>
-<w:footnotes xmlns:wpc="http://schemas.microsoft.com/office/word/2010/wordprocessingCanvas" xmlns:cx="http://schemas.microsoft.com/office/drawing/2014/chartex" xmlns:cx1="http://schemas.microsoft.com/office/drawing/2015/9/8/chartex" xmlns:cx2="http://schemas.microsoft.com/office/drawing/2015/10/21/chartex" xmlns:cx3="http://schemas.microsoft.com/office/drawing/2016/5/9/chartex" xmlns:cx4="http://schemas.microsoft.com/office/drawing/2016/5/10/chartex" xmlns:cx5="http://schemas.microsoft.com/office/drawing/2016/5/11/chartex" xmlns:cx6="http://schemas.microsoft.com/office/drawing/2016/5/12/chartex" xmlns:cx7="http://schemas.microsoft.com/office/drawing/2016/5/13/chartex" xmlns:cx8="http://schemas.microsoft.com/office/drawing/2016/5/14/chartex" xmlns:mc="http://schemas.openxmlformats.org/markup-compatibility/2006" xmlns:aink="http://schemas.microsoft.com/office/drawing/2016/ink" xmlns:am3d="http://schemas.microsoft.com/office/drawing/2017/model3d" xmlns:o="urn:schemas-microsoft-com:office:office" xmlns:r="http://schemas.openxmlformats.org/officeDocument/2006/relationships" xmlns:m="http://schemas.openxmlformats.org/officeDocument/2006/math" xmlns:v="urn:schemas-microsoft-com:vml" xmlns:wp14="http://schemas.microsoft.com/office/word/2010/wordprocessingDrawing" xmlns:wp="http://schemas.openxmlformats.org/drawingml/2006/wordprocessingDrawing" xmlns:w10="urn:schemas-microsoft-com:office:word" xmlns:w="http://schemas.openxmlformats.org/wordprocessingml/2006/main" xmlns:w14="http://schemas.microsoft.com/office/word/2010/wordml" xmlns:w15="http://schemas.microsoft.com/office/word/2012/wordml" xmlns:w16cid="http://schemas.microsoft.com/office/word/2016/wordml/cid" xmlns:w16se="http://schemas.microsoft.com/office/word/2015/wordml/symex" xmlns:wpg="http://schemas.microsoft.com/office/word/2010/wordprocessingGroup" xmlns:wpi="http://schemas.microsoft.com/office/word/2010/wordprocessingInk" xmlns:wne="http://schemas.microsoft.com/office/word/2006/wordml" xmlns:wps="http://schemas.microsoft.com/office/word/2010/wordprocessingShape" mc:Ignorable="w14 w15 w16se w16cid wp14">
+<w:footnotes xmlns:wpc="http://schemas.microsoft.com/office/word/2010/wordprocessingCanvas" xmlns:cx="http://schemas.microsoft.com/office/drawing/2014/chartex" xmlns:cx1="http://schemas.microsoft.com/office/drawing/2015/9/8/chartex" xmlns:cx2="http://schemas.microsoft.com/office/drawing/2015/10/21/chartex" xmlns:cx3="http://schemas.microsoft.com/office/drawing/2016/5/9/chartex" xmlns:cx4="http://schemas.microsoft.com/office/drawing/2016/5/10/chartex" xmlns:cx5="http://schemas.microsoft.com/office/drawing/2016/5/11/chartex" xmlns:cx6="http://schemas.microsoft.com/office/drawing/2016/5/12/chartex" xmlns:cx7="http://schemas.microsoft.com/office/drawing/2016/5/13/chartex" xmlns:cx8="http://schemas.microsoft.com/office/drawing/2016/5/14/chartex" xmlns:mc="http://schemas.openxmlformats.org/markup-compatibility/2006" xmlns:aink="http://schemas.microsoft.com/office/drawing/2016/ink" xmlns:am3d="http://schemas.microsoft.com/office/drawing/2017/model3d" xmlns:o="urn:schemas-microsoft-com:office:office" xmlns:r="http://schemas.openxmlformats.org/officeDocument/2006/relationships" xmlns:m="http://schemas.openxmlformats.org/officeDocument/2006/math" xmlns:v="urn:schemas-microsoft-com:vml" xmlns:wp14="http://schemas.microsoft.com/office/word/2010/wordprocessingDrawing" xmlns:wp="http://schemas.openxmlformats.org/drawingml/2006/wordprocessingDrawing" xmlns:w10="urn:schemas-microsoft-com:office:word" xmlns:w="http://schemas.openxmlformats.org/wordprocessingml/2006/main" xmlns:w14="http://schemas.microsoft.com/office/word/2010/wordml" xmlns:w15="http://schemas.microsoft.com/office/word/2012/wordml" xmlns:w16cex="http://schemas.microsoft.com/office/word/2018/wordml/cex" xmlns:w16cid="http://schemas.microsoft.com/office/word/2016/wordml/cid" xmlns:w16="http://schemas.microsoft.com/office/word/2018/wordml" xmlns:w16sdtdh="http://schemas.microsoft.com/office/word/2020/wordml/sdtdatahash" xmlns:w16se="http://schemas.microsoft.com/office/word/2015/wordml/symex" xmlns:wpg="http://schemas.microsoft.com/office/word/2010/wordprocessingGroup" xmlns:wpi="http://schemas.microsoft.com/office/word/2010/wordprocessingInk" xmlns:wne="http://schemas.microsoft.com/office/word/2006/wordml" xmlns:wps="http://schemas.microsoft.com/office/word/2010/wordprocessingShape" mc:Ignorable="w14 w15 w16se w16cid w16 w16cex w16sdtdh wp14">
   <w:footnote w:type="separator" w:id="-1">
     <w:p>
       <w:pPr>
@@ -17868,7 +17902,7 @@
 </file>
 
 <file path=word/numbering.xml><?xml version="1.0" encoding="utf-8"?>
-<w:numbering xmlns:wpc="http://schemas.microsoft.com/office/word/2010/wordprocessingCanvas" xmlns:cx="http://schemas.microsoft.com/office/drawing/2014/chartex" xmlns:cx1="http://schemas.microsoft.com/office/drawing/2015/9/8/chartex" xmlns:cx2="http://schemas.microsoft.com/office/drawing/2015/10/21/chartex" xmlns:cx3="http://schemas.microsoft.com/office/drawing/2016/5/9/chartex" xmlns:cx4="http://schemas.microsoft.com/office/drawing/2016/5/10/chartex" xmlns:cx5="http://schemas.microsoft.com/office/drawing/2016/5/11/chartex" xmlns:cx6="http://schemas.microsoft.com/office/drawing/2016/5/12/chartex" xmlns:cx7="http://schemas.microsoft.com/office/drawing/2016/5/13/chartex" xmlns:cx8="http://schemas.microsoft.com/office/drawing/2016/5/14/chartex" xmlns:mc="http://schemas.openxmlformats.org/markup-compatibility/2006" xmlns:aink="http://schemas.microsoft.com/office/drawing/2016/ink" xmlns:am3d="http://schemas.microsoft.com/office/drawing/2017/model3d" xmlns:o="urn:schemas-microsoft-com:office:office" xmlns:r="http://schemas.openxmlformats.org/officeDocument/2006/relationships" xmlns:m="http://schemas.openxmlformats.org/officeDocument/2006/math" xmlns:v="urn:schemas-microsoft-com:vml" xmlns:wp14="http://schemas.microsoft.com/office/word/2010/wordprocessingDrawing" xmlns:wp="http://schemas.openxmlformats.org/drawingml/2006/wordprocessingDrawing" xmlns:w10="urn:schemas-microsoft-com:office:word" xmlns:w="http://schemas.openxmlformats.org/wordprocessingml/2006/main" xmlns:w14="http://schemas.microsoft.com/office/word/2010/wordml" xmlns:w15="http://schemas.microsoft.com/office/word/2012/wordml" xmlns:w16cid="http://schemas.microsoft.com/office/word/2016/wordml/cid" xmlns:w16se="http://schemas.microsoft.com/office/word/2015/wordml/symex" xmlns:wpg="http://schemas.microsoft.com/office/word/2010/wordprocessingGroup" xmlns:wpi="http://schemas.microsoft.com/office/word/2010/wordprocessingInk" xmlns:wne="http://schemas.microsoft.com/office/word/2006/wordml" xmlns:wps="http://schemas.microsoft.com/office/word/2010/wordprocessingShape" mc:Ignorable="w14 w15 w16se w16cid wp14">
+<w:numbering xmlns:wpc="http://schemas.microsoft.com/office/word/2010/wordprocessingCanvas" xmlns:cx="http://schemas.microsoft.com/office/drawing/2014/chartex" xmlns:cx1="http://schemas.microsoft.com/office/drawing/2015/9/8/chartex" xmlns:cx2="http://schemas.microsoft.com/office/drawing/2015/10/21/chartex" xmlns:cx3="http://schemas.microsoft.com/office/drawing/2016/5/9/chartex" xmlns:cx4="http://schemas.microsoft.com/office/drawing/2016/5/10/chartex" xmlns:cx5="http://schemas.microsoft.com/office/drawing/2016/5/11/chartex" xmlns:cx6="http://schemas.microsoft.com/office/drawing/2016/5/12/chartex" xmlns:cx7="http://schemas.microsoft.com/office/drawing/2016/5/13/chartex" xmlns:cx8="http://schemas.microsoft.com/office/drawing/2016/5/14/chartex" xmlns:mc="http://schemas.openxmlformats.org/markup-compatibility/2006" xmlns:aink="http://schemas.microsoft.com/office/drawing/2016/ink" xmlns:am3d="http://schemas.microsoft.com/office/drawing/2017/model3d" xmlns:o="urn:schemas-microsoft-com:office:office" xmlns:r="http://schemas.openxmlformats.org/officeDocument/2006/relationships" xmlns:m="http://schemas.openxmlformats.org/officeDocument/2006/math" xmlns:v="urn:schemas-microsoft-com:vml" xmlns:wp14="http://schemas.microsoft.com/office/word/2010/wordprocessingDrawing" xmlns:wp="http://schemas.openxmlformats.org/drawingml/2006/wordprocessingDrawing" xmlns:w10="urn:schemas-microsoft-com:office:word" xmlns:w="http://schemas.openxmlformats.org/wordprocessingml/2006/main" xmlns:w14="http://schemas.microsoft.com/office/word/2010/wordml" xmlns:w15="http://schemas.microsoft.com/office/word/2012/wordml" xmlns:w16cex="http://schemas.microsoft.com/office/word/2018/wordml/cex" xmlns:w16cid="http://schemas.microsoft.com/office/word/2016/wordml/cid" xmlns:w16="http://schemas.microsoft.com/office/word/2018/wordml" xmlns:w16sdtdh="http://schemas.microsoft.com/office/word/2020/wordml/sdtdatahash" xmlns:w16se="http://schemas.microsoft.com/office/word/2015/wordml/symex" xmlns:wpg="http://schemas.microsoft.com/office/word/2010/wordprocessingGroup" xmlns:wpi="http://schemas.microsoft.com/office/word/2010/wordprocessingInk" xmlns:wne="http://schemas.microsoft.com/office/word/2006/wordml" xmlns:wps="http://schemas.microsoft.com/office/word/2010/wordprocessingShape" mc:Ignorable="w14 w15 w16se w16cid w16 w16cex w16sdtdh wp14">
   <w:abstractNum w:abstractNumId="0" w15:restartNumberingAfterBreak="0">
     <w:nsid w:val="0695248D"/>
     <w:multiLevelType w:val="multilevel"/>
@@ -19221,7 +19255,7 @@
 </file>
 
 <file path=word/styles.xml><?xml version="1.0" encoding="utf-8"?>
-<w:styles xmlns:mc="http://schemas.openxmlformats.org/markup-compatibility/2006" xmlns:r="http://schemas.openxmlformats.org/officeDocument/2006/relationships" xmlns:w="http://schemas.openxmlformats.org/wordprocessingml/2006/main" xmlns:w14="http://schemas.microsoft.com/office/word/2010/wordml" xmlns:w15="http://schemas.microsoft.com/office/word/2012/wordml" xmlns:w16cid="http://schemas.microsoft.com/office/word/2016/wordml/cid" xmlns:w16se="http://schemas.microsoft.com/office/word/2015/wordml/symex" mc:Ignorable="w14 w15 w16se w16cid">
+<w:styles xmlns:mc="http://schemas.openxmlformats.org/markup-compatibility/2006" xmlns:r="http://schemas.openxmlformats.org/officeDocument/2006/relationships" xmlns:w="http://schemas.openxmlformats.org/wordprocessingml/2006/main" xmlns:w14="http://schemas.microsoft.com/office/word/2010/wordml" xmlns:w15="http://schemas.microsoft.com/office/word/2012/wordml" xmlns:w16cex="http://schemas.microsoft.com/office/word/2018/wordml/cex" xmlns:w16cid="http://schemas.microsoft.com/office/word/2016/wordml/cid" xmlns:w16="http://schemas.microsoft.com/office/word/2018/wordml" xmlns:w16sdtdh="http://schemas.microsoft.com/office/word/2020/wordml/sdtdatahash" xmlns:w16se="http://schemas.microsoft.com/office/word/2015/wordml/symex" mc:Ignorable="w14 w15 w16se w16cid w16 w16cex w16sdtdh">
   <w:docDefaults>
     <w:rPrDefault>
       <w:rPr>
@@ -19231,7 +19265,7 @@
     </w:rPrDefault>
     <w:pPrDefault/>
   </w:docDefaults>
-  <w:latentStyles w:defLockedState="0" w:defUIPriority="0" w:defSemiHidden="0" w:defUnhideWhenUsed="0" w:defQFormat="0" w:count="375">
+  <w:latentStyles w:defLockedState="0" w:defUIPriority="0" w:defSemiHidden="0" w:defUnhideWhenUsed="0" w:defQFormat="0" w:count="376">
     <w:lsdException w:name="Normal" w:qFormat="1"/>
     <w:lsdException w:name="heading 1" w:uiPriority="9" w:qFormat="1"/>
     <w:lsdException w:name="heading 2" w:uiPriority="9" w:unhideWhenUsed="1" w:qFormat="1"/>
@@ -19381,11 +19415,11 @@
     <w:lsdException w:name="Table Elegant" w:semiHidden="1" w:unhideWhenUsed="1"/>
     <w:lsdException w:name="Table Professional" w:semiHidden="1" w:unhideWhenUsed="1"/>
     <w:lsdException w:name="Table Subtle 1" w:semiHidden="1" w:unhideWhenUsed="1"/>
+    <w:lsdException w:name="Table Subtle 2" w:semiHidden="1" w:unhideWhenUsed="1"/>
     <w:lsdException w:name="Table Web 1" w:semiHidden="1" w:unhideWhenUsed="1"/>
     <w:lsdException w:name="Table Web 2" w:semiHidden="1" w:unhideWhenUsed="1"/>
-    <w:lsdException w:name="Balloon Text" w:uiPriority="99" w:unhideWhenUsed="1" w:qFormat="1"/>
+    <w:lsdException w:name="Balloon Text" w:semiHidden="1" w:uiPriority="99" w:unhideWhenUsed="1" w:qFormat="1"/>
     <w:lsdException w:name="Table Grid" w:uiPriority="59" w:qFormat="1"/>
-    <w:lsdException w:name="Table Theme" w:semiHidden="1" w:unhideWhenUsed="1"/>
     <w:lsdException w:name="Placeholder Text" w:semiHidden="1" w:uiPriority="99"/>
     <w:lsdException w:name="No Spacing" w:uiPriority="99"/>
     <w:lsdException w:name="Light Shading" w:uiPriority="60"/>
@@ -19605,6 +19639,7 @@
     <w:lsdException w:name="Smart Hyperlink" w:semiHidden="1" w:uiPriority="99" w:unhideWhenUsed="1"/>
     <w:lsdException w:name="Hashtag" w:semiHidden="1" w:uiPriority="99" w:unhideWhenUsed="1"/>
     <w:lsdException w:name="Unresolved Mention" w:semiHidden="1" w:uiPriority="99" w:unhideWhenUsed="1"/>
+    <w:lsdException w:name="Smart Link" w:semiHidden="1" w:uiPriority="99" w:unhideWhenUsed="1"/>
   </w:latentStyles>
   <w:style w:type="paragraph" w:default="1" w:styleId="a">
     <w:name w:val="Normal"/>
